--- a/Modelos y Administración/Proyecto de Radar de eventos institucionales.docx
+++ b/Modelos y Administración/Proyecto de Radar de eventos institucionales.docx
@@ -62,7 +62,7 @@
           <w:color w:val="404040"/>
           <w:sz w:val="20"/>
         </w:rPr>
-        <w:t>El Índice de Transparencia Republicana (ITR) mide la calidad republicana con 18 variables de dato duro, de forma determinística y auditable. Por diseño, mide dimensiones estructurales y recurrentes; los hechos puntuales se incorporan mediante flags manuales datados (como ocurrió con el cierre de la sala de prensa de Casa Rosada). El riesgo natural de todo índice es quedar ciego ante eventos institucionales relevantes que ninguna de sus variables esté capturando.</w:t>
+        <w:t>El Monitor Institucional Argentino (MIA) mide la calidad republicana con 18 variables de dato duro, de forma determinística y auditable. Por diseño, mide dimensiones estructurales y recurrentes; los hechos puntuales se incorporan mediante flags manuales datados (como ocurrió con el cierre de la sala de prensa de Casa Rosada). El riesgo natural de todo índice es quedar ciego ante eventos institucionales relevantes que ninguna de sus variables esté capturando.</w:t>
       </w:r>
     </w:p>
     <w:p>
@@ -77,7 +77,7 @@
           <w:color w:val="404040"/>
           <w:sz w:val="20"/>
         </w:rPr>
-        <w:t>El Radar de eventos institucionales es la respuesta a ese riesgo: una capa de EXPLORACIÓN —separada del índice— que rastrea, mes a mes, hechos que podrían constituir puntos ciegos, y los pone sobre la mesa del analista para decidir si corresponde incorporarlos. No es un nuevo índice ni una fuente del número publicado: es un sistema de vigilancia para mantener al ITR completo y vigente.</w:t>
+        <w:t>El Radar de eventos institucionales es la respuesta a ese riesgo: una capa de EXPLORACIÓN —separada del índice— que rastrea, mes a mes, hechos que podrían constituir puntos ciegos, y los pone sobre la mesa del analista para decidir si corresponde incorporarlos. No es un nuevo índice ni una fuente del número publicado: es un sistema de vigilancia para mantener al MIA completo y vigente.</w:t>
       </w:r>
     </w:p>
     <w:p>
@@ -247,7 +247,7 @@
           <w:color w:val="404040"/>
           <w:sz w:val="20"/>
         </w:rPr>
-        <w:t>El valor del ITR se sigue calculando con conteos determinísticos sobre dato duro. El Radar informa el juicio humano sobre qué variables o flags incorporar —decisión que luego se implementa con la misma metodología auditable de siempre—. Esta separación es la condición de todo el proyecto: si se rompe, el Radar deja de ser un activo y pasa a ser un riesgo.</w:t>
+        <w:t>El valor del MIA se sigue calculando con conteos determinísticos sobre dato duro. El Radar informa el juicio humano sobre qué variables o flags incorporar —decisión que luego se implementa con la misma metodología auditable de siempre—. Esta separación es la condición de todo el proyecto: si se rompe, el Radar deja de ser un activo y pasa a ser un riesgo.</w:t>
       </w:r>
     </w:p>
     <w:p>
@@ -651,7 +651,7 @@
                 <w:color w:val="404040"/>
                 <w:sz w:val="17"/>
               </w:rPr>
-              <w:t>El modelo detecta más o menos según la gestión de turno; se cuestiona la neutralidad del ITR y de LyP.</w:t>
+              <w:t>El modelo detecta más o menos según la gestión de turno; se cuestiona la neutralidad del MIA y de LyP.</w:t>
             </w:r>
           </w:p>
         </w:tc>
@@ -1069,7 +1069,7 @@
           <w:color w:val="404040"/>
           <w:sz w:val="20"/>
         </w:rPr>
-        <w:t>El watchlist nunca toca el número y se prohíben los flags provisorios en la presentación. Test automático en cada cierre: recomputar el ITR desde las 18 variables y abortar la publicación si el valor publicado no coincide con el reconstruido.</w:t>
+        <w:t>El watchlist nunca toca el número y se prohíben los flags provisorios en la presentación. Test automático en cada cierre: recomputar el MIA desde las 18 variables y abortar la publicación si el valor publicado no coincide con el reconstruido.</w:t>
       </w:r>
     </w:p>
     <w:p>
@@ -1259,7 +1259,7 @@
           <w:color w:val="404040"/>
           <w:sz w:val="20"/>
         </w:rPr>
-        <w:t>Test de reproducibilidad automático activo: publicar solo si el ITR reconstruido desde las 18 variables coincide con el publicado; cero flags provisorios vivos.</w:t>
+        <w:t>Test de reproducibilidad automático activo: publicar solo si el MIA reconstruido desde las 18 variables coincide con el publicado; cero flags provisorios vivos.</w:t>
       </w:r>
     </w:p>
     <w:p>
@@ -1374,7 +1374,7 @@
           <w:color w:val="404040"/>
           <w:sz w:val="20"/>
         </w:rPr>
-        <w:t>Conclusión: el Radar es valioso para mantener el ITR completo y creíble, pero solo si nace con las barandas puestas. Las dos mitigaciones no negociables son el firewall verificable (que protege el número) y la verificación humana con watchlist no publicable (que protege a la Fundación). Con ellas, conviene avanzar a un prototipo acotado antes de automatizar.</w:t>
+        <w:t>Conclusión: el Radar es valioso para mantener el MIA completo y creíble, pero solo si nace con las barandas puestas. Las dos mitigaciones no negociables son el firewall verificable (que protege el número) y la verificación humana con watchlist no publicable (que protege a la Fundación). Con ellas, conviene avanzar a un prototipo acotado antes de automatizar.</w:t>
       </w:r>
     </w:p>
     <w:p>

--- a/Modelos y Administración/Proyecto de Radar de eventos institucionales.docx
+++ b/Modelos y Administración/Proyecto de Radar de eventos institucionales.docx
@@ -2015,7 +2015,6 @@
         <w:sz w:val="20"/>
         <w:szCs w:val="20"/>
       </w:rPr>
-      <w:t>Junio</w:t>
     </w:r>
     <w:r>
       <w:rPr>
@@ -2025,217 +2024,24 @@
         <w:sz w:val="20"/>
         <w:szCs w:val="20"/>
       </w:rPr>
-      <w:t xml:space="preserve"> 202</w:t>
     </w:r>
     <w:r>
       <w:rPr>
         <w:noProof/>
         <w:lang w:val="es-419" w:eastAsia="es-419"/>
       </w:rPr>
-      <mc:AlternateContent>
-        <mc:Choice Requires="wps">
-          <w:drawing>
-            <wp:anchor distT="0" distB="0" distL="114300" distR="114300" simplePos="0" relativeHeight="251658240" behindDoc="0" locked="0" layoutInCell="1" hidden="0" allowOverlap="1" wp14:anchorId="5FFD0720" wp14:editId="0907423A">
-              <wp:simplePos x="0" y="0"/>
-              <wp:positionH relativeFrom="column">
-                <wp:posOffset>-1390649</wp:posOffset>
-              </wp:positionH>
-              <wp:positionV relativeFrom="paragraph">
-                <wp:posOffset>-457199</wp:posOffset>
-              </wp:positionV>
-              <wp:extent cx="826135" cy="915035"/>
-              <wp:effectExtent l="0" t="0" r="0" b="0"/>
-              <wp:wrapNone/>
-              <wp:docPr id="1" name="Rectángulo 1"/>
-              <wp:cNvGraphicFramePr/>
-              <a:graphic xmlns:a="http://schemas.openxmlformats.org/drawingml/2006/main">
-                <a:graphicData uri="http://schemas.microsoft.com/office/word/2010/wordprocessingShape">
-                  <wps:wsp>
-                    <wps:cNvSpPr/>
-                    <wps:spPr>
-                      <a:xfrm>
-                        <a:off x="0" y="0"/>
-                        <a:ext cx="826135" cy="915035"/>
-                      </a:xfrm>
-                      <a:prstGeom prst="rect">
-                        <a:avLst/>
-                      </a:prstGeom>
-                      <a:solidFill>
-                        <a:srgbClr val="DB0032"/>
-                      </a:solidFill>
-                      <a:ln>
-                        <a:noFill/>
-                      </a:ln>
-                    </wps:spPr>
-                    <wps:style>
-                      <a:lnRef idx="2">
-                        <a:schemeClr val="accent1">
-                          <a:shade val="50000"/>
-                        </a:schemeClr>
-                      </a:lnRef>
-                      <a:fillRef idx="1">
-                        <a:schemeClr val="accent1"/>
-                      </a:fillRef>
-                      <a:effectRef idx="0">
-                        <a:schemeClr val="accent1"/>
-                      </a:effectRef>
-                      <a:fontRef idx="minor">
-                        <a:schemeClr val="lt1"/>
-                      </a:fontRef>
-                    </wps:style>
-                    <wps:bodyPr rot="0" spcFirstLastPara="0" vertOverflow="overflow" horzOverflow="overflow" vert="horz" wrap="square" lIns="91440" tIns="45720" rIns="91440" bIns="45720" numCol="1" spcCol="0" rtlCol="0" fromWordArt="0" anchor="ctr" anchorCtr="0" forceAA="0" compatLnSpc="1">
-                      <a:prstTxWarp prst="textNoShape">
-                        <a:avLst/>
-                      </a:prstTxWarp>
-                      <a:noAutofit/>
-                    </wps:bodyPr>
-                  </wps:wsp>
-                </a:graphicData>
-              </a:graphic>
-            </wp:anchor>
-          </w:drawing>
-        </mc:Choice>
-        <mc:Fallback xmlns:sl="http://schemas.openxmlformats.org/schemaLibrary/2006/main" xmlns:a="http://schemas.openxmlformats.org/drawingml/2006/main" xmlns:pic="http://schemas.openxmlformats.org/drawingml/2006/picture" xmlns:c="http://schemas.openxmlformats.org/drawingml/2006/chart" xmlns:lc="http://schemas.openxmlformats.org/drawingml/2006/lockedCanvas" xmlns:dgm="http://schemas.openxmlformats.org/drawingml/2006/diagram">
-          <w:drawing>
-            <wp:anchor allowOverlap="1" behindDoc="0" distB="0" distT="0" distL="114300" distR="114300" hidden="0" layoutInCell="1" locked="0" relativeHeight="0" simplePos="0">
-              <wp:simplePos x="0" y="0"/>
-              <wp:positionH relativeFrom="column">
-                <wp:posOffset>-1390649</wp:posOffset>
-              </wp:positionH>
-              <wp:positionV relativeFrom="paragraph">
-                <wp:posOffset>-457199</wp:posOffset>
-              </wp:positionV>
-              <wp:extent cx="826135" cy="915035"/>
-              <wp:effectExtent b="0" l="0" r="0" t="0"/>
-              <wp:wrapNone/>
-              <wp:docPr id="1" name="image2.png"/>
-              <a:graphic>
-                <a:graphicData uri="http://schemas.openxmlformats.org/drawingml/2006/picture">
-                  <pic:pic>
-                    <pic:nvPicPr>
-                      <pic:cNvPr id="0" name="image2.png"/>
-                      <pic:cNvPicPr preferRelativeResize="0"/>
-                    </pic:nvPicPr>
-                    <pic:blipFill>
-                      <a:blip r:embed="rId3"/>
-                      <a:srcRect b="0" l="0" r="0" t="0"/>
-                      <a:stretch>
-                        <a:fillRect/>
-                      </a:stretch>
-                    </pic:blipFill>
-                    <pic:spPr>
-                      <a:xfrm>
-                        <a:off x="0" y="0"/>
-                        <a:ext cx="826135" cy="915035"/>
-                      </a:xfrm>
-                      <a:prstGeom prst="rect"/>
-                      <a:ln/>
-                    </pic:spPr>
-                  </pic:pic>
-                </a:graphicData>
-              </a:graphic>
-            </wp:anchor>
-          </w:drawing>
-        </mc:Fallback>
-      </mc:AlternateContent>
     </w:r>
     <w:r>
       <w:rPr>
         <w:noProof/>
         <w:lang w:val="es-419" w:eastAsia="es-419"/>
       </w:rPr>
-      <w:drawing>
-        <wp:anchor distT="0" distB="0" distL="114300" distR="114300" simplePos="0" relativeHeight="251659264" behindDoc="0" locked="0" layoutInCell="1" hidden="0" allowOverlap="1" wp14:anchorId="76845840" wp14:editId="4E3A7D65">
-          <wp:simplePos x="0" y="0"/>
-          <wp:positionH relativeFrom="column">
-            <wp:posOffset>-1390650</wp:posOffset>
-          </wp:positionH>
-          <wp:positionV relativeFrom="paragraph">
-            <wp:posOffset>-304799</wp:posOffset>
-          </wp:positionV>
-          <wp:extent cx="827593" cy="729712"/>
-          <wp:effectExtent l="0" t="0" r="0" b="0"/>
-          <wp:wrapNone/>
-          <wp:docPr id="5" name="image4.png"/>
-          <wp:cNvGraphicFramePr/>
-          <a:graphic xmlns:a="http://schemas.openxmlformats.org/drawingml/2006/main">
-            <a:graphicData uri="http://schemas.openxmlformats.org/drawingml/2006/picture">
-              <pic:pic xmlns:pic="http://schemas.openxmlformats.org/drawingml/2006/picture">
-                <pic:nvPicPr>
-                  <pic:cNvPr id="0" name="image4.png"/>
-                  <pic:cNvPicPr preferRelativeResize="0"/>
-                </pic:nvPicPr>
-                <pic:blipFill>
-                  <a:blip r:embed="rId1"/>
-                  <a:srcRect/>
-                  <a:stretch>
-                    <a:fillRect/>
-                  </a:stretch>
-                </pic:blipFill>
-                <pic:spPr>
-                  <a:xfrm>
-                    <a:off x="0" y="0"/>
-                    <a:ext cx="827593" cy="729712"/>
-                  </a:xfrm>
-                  <a:prstGeom prst="rect">
-                    <a:avLst/>
-                  </a:prstGeom>
-                  <a:ln/>
-                </pic:spPr>
-              </pic:pic>
-            </a:graphicData>
-          </a:graphic>
-        </wp:anchor>
-      </w:drawing>
     </w:r>
     <w:r>
       <w:rPr>
         <w:noProof/>
         <w:lang w:val="es-419" w:eastAsia="es-419"/>
       </w:rPr>
-      <w:drawing>
-        <wp:anchor distT="0" distB="0" distL="114300" distR="114300" simplePos="0" relativeHeight="251660288" behindDoc="0" locked="0" layoutInCell="1" hidden="0" allowOverlap="1" wp14:anchorId="34E96621" wp14:editId="78FFE30A">
-          <wp:simplePos x="0" y="0"/>
-          <wp:positionH relativeFrom="column">
-            <wp:posOffset>-1390649</wp:posOffset>
-          </wp:positionH>
-          <wp:positionV relativeFrom="paragraph">
-            <wp:posOffset>771525</wp:posOffset>
-          </wp:positionV>
-          <wp:extent cx="848360" cy="342900"/>
-          <wp:effectExtent l="0" t="0" r="0" b="0"/>
-          <wp:wrapSquare wrapText="bothSides" distT="0" distB="0" distL="114300" distR="114300"/>
-          <wp:docPr id="6" name="image6.png" descr="Colaborá con Libertad y Progreso - Fundación Libertad Y Progreso"/>
-          <wp:cNvGraphicFramePr/>
-          <a:graphic xmlns:a="http://schemas.openxmlformats.org/drawingml/2006/main">
-            <a:graphicData uri="http://schemas.openxmlformats.org/drawingml/2006/picture">
-              <pic:pic xmlns:pic="http://schemas.openxmlformats.org/drawingml/2006/picture">
-                <pic:nvPicPr>
-                  <pic:cNvPr id="0" name="image6.png" descr="Colaborá con Libertad y Progreso - Fundación Libertad Y Progreso"/>
-                  <pic:cNvPicPr preferRelativeResize="0"/>
-                </pic:nvPicPr>
-                <pic:blipFill>
-                  <a:blip r:embed="rId2"/>
-                  <a:srcRect l="25959" t="24303" r="7277" b="6831"/>
-                  <a:stretch>
-                    <a:fillRect/>
-                  </a:stretch>
-                </pic:blipFill>
-                <pic:spPr>
-                  <a:xfrm>
-                    <a:off x="0" y="0"/>
-                    <a:ext cx="848360" cy="342900"/>
-                  </a:xfrm>
-                  <a:prstGeom prst="rect">
-                    <a:avLst/>
-                  </a:prstGeom>
-                  <a:ln/>
-                </pic:spPr>
-              </pic:pic>
-            </a:graphicData>
-          </a:graphic>
-        </wp:anchor>
-      </w:drawing>
     </w:r>
     <w:r>
       <w:rPr>
@@ -2245,7 +2051,6 @@
         <w:sz w:val="20"/>
         <w:szCs w:val="20"/>
       </w:rPr>
-      <w:t>6</w:t>
     </w:r>
   </w:p>
 </w:hdr>
